--- a/books/kingdom-of-christ-1/downloads/kingdom-of-christ-1.docx
+++ b/books/kingdom-of-christ-1/downloads/kingdom-of-christ-1.docx
@@ -12314,6 +12314,7 @@
       <w:keepNext/>
       <w:keepLines/>
       <w:spacing w:after="80" w:before="160"/>
+      <w:jc w:val="center"/>
       <w:outlineLvl w:val="1"/>
     </w:pPr>
     <w:rPr>
@@ -12337,6 +12338,7 @@
       <w:keepNext/>
       <w:keepLines/>
       <w:spacing w:after="80" w:before="160"/>
+      <w:jc w:val="center"/>
       <w:outlineLvl w:val="2"/>
     </w:pPr>
     <w:rPr>
